--- a/Docs/DIR_DIVING_Localization_Implementation_Plan.docx
+++ b/Docs/DIR_DIVING_Localization_Implementation_Plan.docx
@@ -3402,6 +3402,1598 @@
         <w:t>DIR_DIVING_English_Translation_Reference.docx: controlled English terminology and copy guidance.</w:t>
       </w:r>
     </w:p>
+    <w:p>
+      <w:pPr>
+        <w:pStyle w:val="Heading1"/>
+      </w:pPr>
+      <w:r>
+        <w:rPr>
+          <w:rFonts w:ascii="Calibri" w:hAnsi="Calibri" w:eastAsia="Calibri"/>
+          <w:b/>
+          <w:color w:val="007AFF"/>
+          <w:sz w:val="32"/>
+        </w:rPr>
+        <w:t>13. Confirmed Language Behavior</w:t>
+      </w:r>
+    </w:p>
+    <w:tbl>
+      <w:tblPr>
+        <w:tblStyle w:val="TableGrid"/>
+        <w:tblW w:type="dxa" w:w="9360"/>
+        <w:tblLayout w:type="fixed"/>
+        <w:tblLook w:firstColumn="1" w:firstRow="1" w:lastColumn="0" w:lastRow="0" w:noHBand="0" w:noVBand="1" w:val="04A0"/>
+      </w:tblPr>
+      <w:tblGrid>
+        <w:gridCol w:w="9360"/>
+      </w:tblGrid>
+      <w:tr>
+        <w:tc>
+          <w:tcPr>
+            <w:tcW w:type="dxa" w:w="9360"/>
+            <w:shd w:fill="EAF7FB"/>
+            <w:tcMar>
+              <w:top w:w="120" w:type="dxa"/>
+              <w:start w:w="160" w:type="dxa"/>
+              <w:bottom w:w="120" w:type="dxa"/>
+              <w:end w:w="160" w:type="dxa"/>
+            </w:tcMar>
+          </w:tcPr>
+          <w:p>
+            <w:r>
+              <w:rPr>
+                <w:rFonts w:ascii="Calibri" w:hAnsi="Calibri" w:eastAsia="Calibri"/>
+                <w:b/>
+                <w:color w:val="0B1F30"/>
+              </w:rPr>
+              <w:t xml:space="preserve">PRODUCT DECISION: </w:t>
+            </w:r>
+            <w:r>
+              <w:rPr>
+                <w:rFonts w:ascii="Calibri" w:hAnsi="Calibri" w:eastAsia="Calibri"/>
+              </w:rPr>
+              <w:t>Language support must work in two modes: automatic System Language mode and explicit user override from Settings. Automatic mode follows the resident language configured on Apple Watch and/or iOS when the language is supported by DIR DIVING.</w:t>
+            </w:r>
+          </w:p>
+        </w:tc>
+      </w:tr>
+    </w:tbl>
+    <w:p/>
+    <w:p>
+      <w:pPr>
+        <w:spacing w:after="80"/>
+      </w:pPr>
+      <w:r>
+        <w:rPr>
+          <w:rFonts w:ascii="Calibri" w:hAnsi="Calibri" w:eastAsia="Calibri"/>
+          <w:b/>
+          <w:color w:val="0B1F30"/>
+          <w:sz w:val="20"/>
+        </w:rPr>
+        <w:t>Final language behavior requested for Settings</w:t>
+      </w:r>
+    </w:p>
+    <w:tbl>
+      <w:tblPr>
+        <w:tblStyle w:val="TableGrid"/>
+        <w:tblW w:type="dxa" w:w="9360"/>
+        <w:tblLayout w:type="fixed"/>
+        <w:tblLook w:firstColumn="1" w:firstRow="1" w:lastColumn="0" w:lastRow="0" w:noHBand="0" w:noVBand="1" w:val="04A0"/>
+      </w:tblPr>
+      <w:tblGrid>
+        <w:gridCol w:w="3120"/>
+        <w:gridCol w:w="3120"/>
+        <w:gridCol w:w="3120"/>
+      </w:tblGrid>
+      <w:tr>
+        <w:trPr>
+          <w:tblHeader w:val="true"/>
+        </w:trPr>
+        <w:tc>
+          <w:tcPr>
+            <w:tcW w:type="dxa" w:w="1944"/>
+            <w:shd w:fill="D9EEF7"/>
+            <w:tcMar>
+              <w:top w:w="80" w:type="dxa"/>
+              <w:start w:w="120" w:type="dxa"/>
+              <w:bottom w:w="80" w:type="dxa"/>
+              <w:end w:w="120" w:type="dxa"/>
+            </w:tcMar>
+            <w:vAlign w:val="center"/>
+          </w:tcPr>
+          <w:p>
+            <w:pPr>
+              <w:spacing w:after="0"/>
+            </w:pPr>
+            <w:r>
+              <w:rPr>
+                <w:rFonts w:ascii="Calibri" w:hAnsi="Calibri" w:eastAsia="Calibri"/>
+                <w:b/>
+                <w:color w:val="0B1F30"/>
+                <w:sz w:val="20"/>
+              </w:rPr>
+              <w:t>Mode</w:t>
+            </w:r>
+          </w:p>
+        </w:tc>
+        <w:tc>
+          <w:tcPr>
+            <w:tcW w:type="dxa" w:w="5256"/>
+            <w:shd w:fill="D9EEF7"/>
+            <w:tcMar>
+              <w:top w:w="80" w:type="dxa"/>
+              <w:start w:w="120" w:type="dxa"/>
+              <w:bottom w:w="80" w:type="dxa"/>
+              <w:end w:w="120" w:type="dxa"/>
+            </w:tcMar>
+            <w:vAlign w:val="center"/>
+          </w:tcPr>
+          <w:p>
+            <w:pPr>
+              <w:spacing w:after="0"/>
+            </w:pPr>
+            <w:r>
+              <w:rPr>
+                <w:rFonts w:ascii="Calibri" w:hAnsi="Calibri" w:eastAsia="Calibri"/>
+                <w:b/>
+                <w:color w:val="0B1F30"/>
+                <w:sz w:val="20"/>
+              </w:rPr>
+              <w:t>Expected behavior</w:t>
+            </w:r>
+          </w:p>
+        </w:tc>
+        <w:tc>
+          <w:tcPr>
+            <w:tcW w:type="dxa" w:w="2160"/>
+            <w:shd w:fill="D9EEF7"/>
+            <w:tcMar>
+              <w:top w:w="80" w:type="dxa"/>
+              <w:start w:w="120" w:type="dxa"/>
+              <w:bottom w:w="80" w:type="dxa"/>
+              <w:end w:w="120" w:type="dxa"/>
+            </w:tcMar>
+            <w:vAlign w:val="center"/>
+          </w:tcPr>
+          <w:p>
+            <w:pPr>
+              <w:spacing w:after="0"/>
+            </w:pPr>
+            <w:r>
+              <w:rPr>
+                <w:rFonts w:ascii="Calibri" w:hAnsi="Calibri" w:eastAsia="Calibri"/>
+                <w:b/>
+                <w:color w:val="0B1F30"/>
+                <w:sz w:val="20"/>
+              </w:rPr>
+              <w:t>Fallback rule</w:t>
+            </w:r>
+          </w:p>
+        </w:tc>
+      </w:tr>
+      <w:tr>
+        <w:tc>
+          <w:tcPr>
+            <w:tcW w:type="dxa" w:w="3120"/>
+            <w:tcMar>
+              <w:top w:w="80" w:type="dxa"/>
+              <w:start w:w="120" w:type="dxa"/>
+              <w:bottom w:w="80" w:type="dxa"/>
+              <w:end w:w="120" w:type="dxa"/>
+            </w:tcMar>
+            <w:vAlign w:val="center"/>
+          </w:tcPr>
+          <w:p>
+            <w:pPr>
+              <w:spacing w:after="0" w:line="264" w:lineRule="auto"/>
+            </w:pPr>
+            <w:r>
+              <w:rPr>
+                <w:rFonts w:ascii="Calibri" w:hAnsi="Calibri" w:eastAsia="Calibri"/>
+                <w:sz w:val="20"/>
+              </w:rPr>
+              <w:t>System Language</w:t>
+            </w:r>
+          </w:p>
+        </w:tc>
+        <w:tc>
+          <w:tcPr>
+            <w:tcW w:type="dxa" w:w="3120"/>
+            <w:tcMar>
+              <w:top w:w="80" w:type="dxa"/>
+              <w:start w:w="120" w:type="dxa"/>
+              <w:bottom w:w="80" w:type="dxa"/>
+              <w:end w:w="120" w:type="dxa"/>
+            </w:tcMar>
+            <w:vAlign w:val="center"/>
+          </w:tcPr>
+          <w:p>
+            <w:pPr>
+              <w:spacing w:after="0" w:line="264" w:lineRule="auto"/>
+            </w:pPr>
+            <w:r>
+              <w:rPr>
+                <w:rFonts w:ascii="Calibri" w:hAnsi="Calibri" w:eastAsia="Calibri"/>
+                <w:sz w:val="20"/>
+              </w:rPr>
+              <w:t>The app presentation follows the current device language. On Apple Watch it follows the Watch language; on iOS Companion it follows the iPhone/iOS language.</w:t>
+            </w:r>
+          </w:p>
+        </w:tc>
+        <w:tc>
+          <w:tcPr>
+            <w:tcW w:type="dxa" w:w="3120"/>
+            <w:tcMar>
+              <w:top w:w="80" w:type="dxa"/>
+              <w:start w:w="120" w:type="dxa"/>
+              <w:bottom w:w="80" w:type="dxa"/>
+              <w:end w:w="120" w:type="dxa"/>
+            </w:tcMar>
+            <w:vAlign w:val="center"/>
+          </w:tcPr>
+          <w:p>
+            <w:pPr>
+              <w:spacing w:after="0" w:line="264" w:lineRule="auto"/>
+            </w:pPr>
+            <w:r>
+              <w:rPr>
+                <w:rFonts w:ascii="Calibri" w:hAnsi="Calibri" w:eastAsia="Calibri"/>
+                <w:sz w:val="20"/>
+              </w:rPr>
+              <w:t>If the resident device language is not supported, fall back to Italian.</w:t>
+            </w:r>
+          </w:p>
+        </w:tc>
+      </w:tr>
+      <w:tr>
+        <w:tc>
+          <w:tcPr>
+            <w:tcW w:type="dxa" w:w="3120"/>
+            <w:tcMar>
+              <w:top w:w="80" w:type="dxa"/>
+              <w:start w:w="120" w:type="dxa"/>
+              <w:bottom w:w="80" w:type="dxa"/>
+              <w:end w:w="120" w:type="dxa"/>
+            </w:tcMar>
+            <w:vAlign w:val="center"/>
+          </w:tcPr>
+          <w:p>
+            <w:pPr>
+              <w:spacing w:after="0" w:line="264" w:lineRule="auto"/>
+            </w:pPr>
+            <w:r>
+              <w:rPr>
+                <w:rFonts w:ascii="Calibri" w:hAnsi="Calibri" w:eastAsia="Calibri"/>
+                <w:sz w:val="20"/>
+              </w:rPr>
+              <w:t>Manual Italian</w:t>
+            </w:r>
+          </w:p>
+        </w:tc>
+        <w:tc>
+          <w:tcPr>
+            <w:tcW w:type="dxa" w:w="3120"/>
+            <w:tcMar>
+              <w:top w:w="80" w:type="dxa"/>
+              <w:start w:w="120" w:type="dxa"/>
+              <w:bottom w:w="80" w:type="dxa"/>
+              <w:end w:w="120" w:type="dxa"/>
+            </w:tcMar>
+            <w:vAlign w:val="center"/>
+          </w:tcPr>
+          <w:p>
+            <w:pPr>
+              <w:spacing w:after="0" w:line="264" w:lineRule="auto"/>
+            </w:pPr>
+            <w:r>
+              <w:rPr>
+                <w:rFonts w:ascii="Calibri" w:hAnsi="Calibri" w:eastAsia="Calibri"/>
+                <w:sz w:val="20"/>
+              </w:rPr>
+              <w:t>The app forces Italian strings regardless of the current device language.</w:t>
+            </w:r>
+          </w:p>
+        </w:tc>
+        <w:tc>
+          <w:tcPr>
+            <w:tcW w:type="dxa" w:w="3120"/>
+            <w:tcMar>
+              <w:top w:w="80" w:type="dxa"/>
+              <w:start w:w="120" w:type="dxa"/>
+              <w:bottom w:w="80" w:type="dxa"/>
+              <w:end w:w="120" w:type="dxa"/>
+            </w:tcMar>
+            <w:vAlign w:val="center"/>
+          </w:tcPr>
+          <w:p>
+            <w:pPr>
+              <w:spacing w:after="0" w:line="264" w:lineRule="auto"/>
+            </w:pPr>
+            <w:r>
+              <w:rPr>
+                <w:rFonts w:ascii="Calibri" w:hAnsi="Calibri" w:eastAsia="Calibri"/>
+                <w:sz w:val="20"/>
+              </w:rPr>
+              <w:t>No effect on units, calculations, stored data, sync, GPS, compass, or planner algorithms.</w:t>
+            </w:r>
+          </w:p>
+        </w:tc>
+      </w:tr>
+      <w:tr>
+        <w:tc>
+          <w:tcPr>
+            <w:tcW w:type="dxa" w:w="3120"/>
+            <w:tcMar>
+              <w:top w:w="80" w:type="dxa"/>
+              <w:start w:w="120" w:type="dxa"/>
+              <w:bottom w:w="80" w:type="dxa"/>
+              <w:end w:w="120" w:type="dxa"/>
+            </w:tcMar>
+            <w:vAlign w:val="center"/>
+          </w:tcPr>
+          <w:p>
+            <w:pPr>
+              <w:spacing w:after="0" w:line="264" w:lineRule="auto"/>
+            </w:pPr>
+            <w:r>
+              <w:rPr>
+                <w:rFonts w:ascii="Calibri" w:hAnsi="Calibri" w:eastAsia="Calibri"/>
+                <w:sz w:val="20"/>
+              </w:rPr>
+              <w:t>Manual English</w:t>
+            </w:r>
+          </w:p>
+        </w:tc>
+        <w:tc>
+          <w:tcPr>
+            <w:tcW w:type="dxa" w:w="3120"/>
+            <w:tcMar>
+              <w:top w:w="80" w:type="dxa"/>
+              <w:start w:w="120" w:type="dxa"/>
+              <w:bottom w:w="80" w:type="dxa"/>
+              <w:end w:w="120" w:type="dxa"/>
+            </w:tcMar>
+            <w:vAlign w:val="center"/>
+          </w:tcPr>
+          <w:p>
+            <w:pPr>
+              <w:spacing w:after="0" w:line="264" w:lineRule="auto"/>
+            </w:pPr>
+            <w:r>
+              <w:rPr>
+                <w:rFonts w:ascii="Calibri" w:hAnsi="Calibri" w:eastAsia="Calibri"/>
+                <w:sz w:val="20"/>
+              </w:rPr>
+              <w:t>The app forces English strings regardless of the current device language.</w:t>
+            </w:r>
+          </w:p>
+        </w:tc>
+        <w:tc>
+          <w:tcPr>
+            <w:tcW w:type="dxa" w:w="3120"/>
+            <w:tcMar>
+              <w:top w:w="80" w:type="dxa"/>
+              <w:start w:w="120" w:type="dxa"/>
+              <w:bottom w:w="80" w:type="dxa"/>
+              <w:end w:w="120" w:type="dxa"/>
+            </w:tcMar>
+            <w:vAlign w:val="center"/>
+          </w:tcPr>
+          <w:p>
+            <w:pPr>
+              <w:spacing w:after="0" w:line="264" w:lineRule="auto"/>
+            </w:pPr>
+            <w:r>
+              <w:rPr>
+                <w:rFonts w:ascii="Calibri" w:hAnsi="Calibri" w:eastAsia="Calibri"/>
+                <w:sz w:val="20"/>
+              </w:rPr>
+              <w:t>Only approved English safety and technical terminology may ship.</w:t>
+            </w:r>
+          </w:p>
+        </w:tc>
+      </w:tr>
+      <w:tr>
+        <w:tc>
+          <w:tcPr>
+            <w:tcW w:type="dxa" w:w="3120"/>
+            <w:tcMar>
+              <w:top w:w="80" w:type="dxa"/>
+              <w:start w:w="120" w:type="dxa"/>
+              <w:bottom w:w="80" w:type="dxa"/>
+              <w:end w:w="120" w:type="dxa"/>
+            </w:tcMar>
+            <w:vAlign w:val="center"/>
+          </w:tcPr>
+          <w:p>
+            <w:pPr>
+              <w:spacing w:after="0" w:line="264" w:lineRule="auto"/>
+            </w:pPr>
+            <w:r>
+              <w:rPr>
+                <w:rFonts w:ascii="Calibri" w:hAnsi="Calibri" w:eastAsia="Calibri"/>
+                <w:sz w:val="20"/>
+              </w:rPr>
+              <w:t>Future manual languages</w:t>
+            </w:r>
+          </w:p>
+        </w:tc>
+        <w:tc>
+          <w:tcPr>
+            <w:tcW w:type="dxa" w:w="3120"/>
+            <w:tcMar>
+              <w:top w:w="80" w:type="dxa"/>
+              <w:start w:w="120" w:type="dxa"/>
+              <w:bottom w:w="80" w:type="dxa"/>
+              <w:end w:w="120" w:type="dxa"/>
+            </w:tcMar>
+            <w:vAlign w:val="center"/>
+          </w:tcPr>
+          <w:p>
+            <w:pPr>
+              <w:spacing w:after="0" w:line="264" w:lineRule="auto"/>
+            </w:pPr>
+            <w:r>
+              <w:rPr>
+                <w:rFonts w:ascii="Calibri" w:hAnsi="Calibri" w:eastAsia="Calibri"/>
+                <w:sz w:val="20"/>
+              </w:rPr>
+              <w:t>Additional languages appear only after 100 percent translation coverage and layout QA.</w:t>
+            </w:r>
+          </w:p>
+        </w:tc>
+        <w:tc>
+          <w:tcPr>
+            <w:tcW w:type="dxa" w:w="3120"/>
+            <w:tcMar>
+              <w:top w:w="80" w:type="dxa"/>
+              <w:start w:w="120" w:type="dxa"/>
+              <w:bottom w:w="80" w:type="dxa"/>
+              <w:end w:w="120" w:type="dxa"/>
+            </w:tcMar>
+            <w:vAlign w:val="center"/>
+          </w:tcPr>
+          <w:p>
+            <w:pPr>
+              <w:spacing w:after="0" w:line="264" w:lineRule="auto"/>
+            </w:pPr>
+            <w:r>
+              <w:rPr>
+                <w:rFonts w:ascii="Calibri" w:hAnsi="Calibri" w:eastAsia="Calibri"/>
+                <w:sz w:val="20"/>
+              </w:rPr>
+              <w:t>Unsupported or incomplete languages remain hidden from production settings.</w:t>
+            </w:r>
+          </w:p>
+        </w:tc>
+      </w:tr>
+    </w:tbl>
+    <w:p/>
+    <w:p>
+      <w:pPr>
+        <w:pStyle w:val="ListBullet"/>
+        <w:spacing w:after="80" w:line="276" w:lineRule="auto"/>
+      </w:pPr>
+      <w:r>
+        <w:rPr>
+          <w:rFonts w:ascii="Calibri" w:hAnsi="Calibri" w:eastAsia="Calibri"/>
+        </w:rPr>
+        <w:t>The default value for first launch should be System Language.</w:t>
+      </w:r>
+    </w:p>
+    <w:p>
+      <w:pPr>
+        <w:pStyle w:val="ListBullet"/>
+        <w:spacing w:after="80" w:line="276" w:lineRule="auto"/>
+      </w:pPr>
+      <w:r>
+        <w:rPr>
+          <w:rFonts w:ascii="Calibri" w:hAnsi="Calibri" w:eastAsia="Calibri"/>
+        </w:rPr>
+        <w:t>The language selector belongs in Settings on both Apple Watch and iOS Companion.</w:t>
+      </w:r>
+    </w:p>
+    <w:p>
+      <w:pPr>
+        <w:pStyle w:val="ListBullet"/>
+        <w:spacing w:after="80" w:line="276" w:lineRule="auto"/>
+      </w:pPr>
+      <w:r>
+        <w:rPr>
+          <w:rFonts w:ascii="Calibri" w:hAnsi="Calibri" w:eastAsia="Calibri"/>
+        </w:rPr>
+        <w:t>A language change must update visible UI copy without altering business logic, data models, dive calculations, timers, GPS, compass behavior, BLE behavior, sync, or persistence semantics.</w:t>
+      </w:r>
+    </w:p>
+    <w:p>
+      <w:pPr>
+        <w:pStyle w:val="ListBullet"/>
+        <w:spacing w:after="80" w:line="276" w:lineRule="auto"/>
+      </w:pPr>
+      <w:r>
+        <w:rPr>
+          <w:rFonts w:ascii="Calibri" w:hAnsi="Calibri" w:eastAsia="Calibri"/>
+        </w:rPr>
+        <w:t>Apple Watch and iOS Companion may either keep independent language overrides or sync the preference only if the existing settings sync design explicitly supports it without risk.</w:t>
+      </w:r>
+    </w:p>
+    <w:p>
+      <w:pPr>
+        <w:pStyle w:val="ListBullet"/>
+        <w:spacing w:after="80" w:line="276" w:lineRule="auto"/>
+      </w:pPr>
+      <w:r>
+        <w:rPr>
+          <w:rFonts w:ascii="Calibri" w:hAnsi="Calibri" w:eastAsia="Calibri"/>
+        </w:rPr>
+        <w:t>Safety copy must never be partially translated. If a supported language is missing a safety string, the release should fail QA rather than silently showing mixed critical copy.</w:t>
+      </w:r>
+    </w:p>
+    <w:p>
+      <w:pPr>
+        <w:pStyle w:val="Heading1"/>
+      </w:pPr>
+      <w:r>
+        <w:rPr>
+          <w:rFonts w:ascii="Calibri" w:hAnsi="Calibri" w:eastAsia="Calibri"/>
+          <w:b/>
+          <w:color w:val="007AFF"/>
+          <w:sz w:val="32"/>
+        </w:rPr>
+        <w:t>14. Implementation Command Checklist</w:t>
+      </w:r>
+    </w:p>
+    <w:p>
+      <w:r>
+        <w:rPr>
+          <w:rFonts w:ascii="Calibri" w:hAnsi="Calibri" w:eastAsia="Calibri"/>
+        </w:rPr>
+        <w:t>The following command checklist is intended for the future implementation sprint. It is deliberately written as a controlled sequence so the work can be executed by Codex or handed to Cursor without crossing branch boundaries.</w:t>
+      </w:r>
+    </w:p>
+    <w:p>
+      <w:pPr>
+        <w:spacing w:after="80"/>
+      </w:pPr>
+      <w:r>
+        <w:rPr>
+          <w:rFonts w:ascii="Calibri" w:hAnsi="Calibri" w:eastAsia="Calibri"/>
+          <w:b/>
+          <w:color w:val="0B1F30"/>
+          <w:sz w:val="20"/>
+        </w:rPr>
+        <w:t>Safe implementation command plan</w:t>
+      </w:r>
+    </w:p>
+    <w:tbl>
+      <w:tblPr>
+        <w:tblStyle w:val="TableGrid"/>
+        <w:tblW w:type="dxa" w:w="9360"/>
+        <w:tblLayout w:type="fixed"/>
+        <w:tblLook w:firstColumn="1" w:firstRow="1" w:lastColumn="0" w:lastRow="0" w:noHBand="0" w:noVBand="1" w:val="04A0"/>
+      </w:tblPr>
+      <w:tblGrid>
+        <w:gridCol w:w="3120"/>
+        <w:gridCol w:w="3120"/>
+        <w:gridCol w:w="3120"/>
+      </w:tblGrid>
+      <w:tr>
+        <w:trPr>
+          <w:tblHeader w:val="true"/>
+        </w:trPr>
+        <w:tc>
+          <w:tcPr>
+            <w:tcW w:type="dxa" w:w="792"/>
+            <w:shd w:fill="D9EEF7"/>
+            <w:tcMar>
+              <w:top w:w="80" w:type="dxa"/>
+              <w:start w:w="120" w:type="dxa"/>
+              <w:bottom w:w="80" w:type="dxa"/>
+              <w:end w:w="120" w:type="dxa"/>
+            </w:tcMar>
+            <w:vAlign w:val="center"/>
+          </w:tcPr>
+          <w:p>
+            <w:pPr>
+              <w:spacing w:after="0"/>
+            </w:pPr>
+            <w:r>
+              <w:rPr>
+                <w:rFonts w:ascii="Calibri" w:hAnsi="Calibri" w:eastAsia="Calibri"/>
+                <w:b/>
+                <w:color w:val="0B1F30"/>
+                <w:sz w:val="20"/>
+              </w:rPr>
+              <w:t>Step</w:t>
+            </w:r>
+          </w:p>
+        </w:tc>
+        <w:tc>
+          <w:tcPr>
+            <w:tcW w:type="dxa" w:w="4968"/>
+            <w:shd w:fill="D9EEF7"/>
+            <w:tcMar>
+              <w:top w:w="80" w:type="dxa"/>
+              <w:start w:w="120" w:type="dxa"/>
+              <w:bottom w:w="80" w:type="dxa"/>
+              <w:end w:w="120" w:type="dxa"/>
+            </w:tcMar>
+            <w:vAlign w:val="center"/>
+          </w:tcPr>
+          <w:p>
+            <w:pPr>
+              <w:spacing w:after="0"/>
+            </w:pPr>
+            <w:r>
+              <w:rPr>
+                <w:rFonts w:ascii="Calibri" w:hAnsi="Calibri" w:eastAsia="Calibri"/>
+                <w:b/>
+                <w:color w:val="0B1F30"/>
+                <w:sz w:val="20"/>
+              </w:rPr>
+              <w:t>Command / action</w:t>
+            </w:r>
+          </w:p>
+        </w:tc>
+        <w:tc>
+          <w:tcPr>
+            <w:tcW w:type="dxa" w:w="3600"/>
+            <w:shd w:fill="D9EEF7"/>
+            <w:tcMar>
+              <w:top w:w="80" w:type="dxa"/>
+              <w:start w:w="120" w:type="dxa"/>
+              <w:bottom w:w="80" w:type="dxa"/>
+              <w:end w:w="120" w:type="dxa"/>
+            </w:tcMar>
+            <w:vAlign w:val="center"/>
+          </w:tcPr>
+          <w:p>
+            <w:pPr>
+              <w:spacing w:after="0"/>
+            </w:pPr>
+            <w:r>
+              <w:rPr>
+                <w:rFonts w:ascii="Calibri" w:hAnsi="Calibri" w:eastAsia="Calibri"/>
+                <w:b/>
+                <w:color w:val="0B1F30"/>
+                <w:sz w:val="20"/>
+              </w:rPr>
+              <w:t>Purpose</w:t>
+            </w:r>
+          </w:p>
+        </w:tc>
+      </w:tr>
+      <w:tr>
+        <w:tc>
+          <w:tcPr>
+            <w:tcW w:type="dxa" w:w="3120"/>
+            <w:tcMar>
+              <w:top w:w="80" w:type="dxa"/>
+              <w:start w:w="120" w:type="dxa"/>
+              <w:bottom w:w="80" w:type="dxa"/>
+              <w:end w:w="120" w:type="dxa"/>
+            </w:tcMar>
+            <w:vAlign w:val="center"/>
+          </w:tcPr>
+          <w:p>
+            <w:pPr>
+              <w:spacing w:after="0" w:line="264" w:lineRule="auto"/>
+            </w:pPr>
+            <w:r>
+              <w:rPr>
+                <w:rFonts w:ascii="Calibri" w:hAnsi="Calibri" w:eastAsia="Calibri"/>
+                <w:sz w:val="20"/>
+              </w:rPr>
+              <w:t>1</w:t>
+            </w:r>
+          </w:p>
+        </w:tc>
+        <w:tc>
+          <w:tcPr>
+            <w:tcW w:type="dxa" w:w="3120"/>
+            <w:tcMar>
+              <w:top w:w="80" w:type="dxa"/>
+              <w:start w:w="120" w:type="dxa"/>
+              <w:bottom w:w="80" w:type="dxa"/>
+              <w:end w:w="120" w:type="dxa"/>
+            </w:tcMar>
+            <w:vAlign w:val="center"/>
+          </w:tcPr>
+          <w:p>
+            <w:pPr>
+              <w:spacing w:after="0" w:line="264" w:lineRule="auto"/>
+            </w:pPr>
+            <w:r>
+              <w:rPr>
+                <w:rFonts w:ascii="Calibri" w:hAnsi="Calibri" w:eastAsia="Calibri"/>
+                <w:sz w:val="20"/>
+              </w:rPr>
+              <w:t>git fetch --all --prune</w:t>
+            </w:r>
+          </w:p>
+        </w:tc>
+        <w:tc>
+          <w:tcPr>
+            <w:tcW w:type="dxa" w:w="3120"/>
+            <w:tcMar>
+              <w:top w:w="80" w:type="dxa"/>
+              <w:start w:w="120" w:type="dxa"/>
+              <w:bottom w:w="80" w:type="dxa"/>
+              <w:end w:w="120" w:type="dxa"/>
+            </w:tcMar>
+            <w:vAlign w:val="center"/>
+          </w:tcPr>
+          <w:p>
+            <w:pPr>
+              <w:spacing w:after="0" w:line="264" w:lineRule="auto"/>
+            </w:pPr>
+            <w:r>
+              <w:rPr>
+                <w:rFonts w:ascii="Calibri" w:hAnsi="Calibri" w:eastAsia="Calibri"/>
+                <w:sz w:val="20"/>
+              </w:rPr>
+              <w:t>Refresh all remotes before touching localization work.</w:t>
+            </w:r>
+          </w:p>
+        </w:tc>
+      </w:tr>
+      <w:tr>
+        <w:tc>
+          <w:tcPr>
+            <w:tcW w:type="dxa" w:w="3120"/>
+            <w:tcMar>
+              <w:top w:w="80" w:type="dxa"/>
+              <w:start w:w="120" w:type="dxa"/>
+              <w:bottom w:w="80" w:type="dxa"/>
+              <w:end w:w="120" w:type="dxa"/>
+            </w:tcMar>
+            <w:vAlign w:val="center"/>
+          </w:tcPr>
+          <w:p>
+            <w:pPr>
+              <w:spacing w:after="0" w:line="264" w:lineRule="auto"/>
+            </w:pPr>
+            <w:r>
+              <w:rPr>
+                <w:rFonts w:ascii="Calibri" w:hAnsi="Calibri" w:eastAsia="Calibri"/>
+                <w:sz w:val="20"/>
+              </w:rPr>
+              <w:t>2</w:t>
+            </w:r>
+          </w:p>
+        </w:tc>
+        <w:tc>
+          <w:tcPr>
+            <w:tcW w:type="dxa" w:w="3120"/>
+            <w:tcMar>
+              <w:top w:w="80" w:type="dxa"/>
+              <w:start w:w="120" w:type="dxa"/>
+              <w:bottom w:w="80" w:type="dxa"/>
+              <w:end w:w="120" w:type="dxa"/>
+            </w:tcMar>
+            <w:vAlign w:val="center"/>
+          </w:tcPr>
+          <w:p>
+            <w:pPr>
+              <w:spacing w:after="0" w:line="264" w:lineRule="auto"/>
+            </w:pPr>
+            <w:r>
+              <w:rPr>
+                <w:rFonts w:ascii="Calibri" w:hAnsi="Calibri" w:eastAsia="Calibri"/>
+                <w:sz w:val="20"/>
+              </w:rPr>
+              <w:t>git checkout main &amp;&amp; git pull --ff-only</w:t>
+            </w:r>
+          </w:p>
+        </w:tc>
+        <w:tc>
+          <w:tcPr>
+            <w:tcW w:type="dxa" w:w="3120"/>
+            <w:tcMar>
+              <w:top w:w="80" w:type="dxa"/>
+              <w:start w:w="120" w:type="dxa"/>
+              <w:bottom w:w="80" w:type="dxa"/>
+              <w:end w:w="120" w:type="dxa"/>
+            </w:tcMar>
+            <w:vAlign w:val="center"/>
+          </w:tcPr>
+          <w:p>
+            <w:pPr>
+              <w:spacing w:after="0" w:line="264" w:lineRule="auto"/>
+            </w:pPr>
+            <w:r>
+              <w:rPr>
+                <w:rFonts w:ascii="Calibri" w:hAnsi="Calibri" w:eastAsia="Calibri"/>
+                <w:sz w:val="20"/>
+              </w:rPr>
+              <w:t>Start from the stable Apple Watch branch.</w:t>
+            </w:r>
+          </w:p>
+        </w:tc>
+      </w:tr>
+      <w:tr>
+        <w:tc>
+          <w:tcPr>
+            <w:tcW w:type="dxa" w:w="3120"/>
+            <w:tcMar>
+              <w:top w:w="80" w:type="dxa"/>
+              <w:start w:w="120" w:type="dxa"/>
+              <w:bottom w:w="80" w:type="dxa"/>
+              <w:end w:w="120" w:type="dxa"/>
+            </w:tcMar>
+            <w:vAlign w:val="center"/>
+          </w:tcPr>
+          <w:p>
+            <w:pPr>
+              <w:spacing w:after="0" w:line="264" w:lineRule="auto"/>
+            </w:pPr>
+            <w:r>
+              <w:rPr>
+                <w:rFonts w:ascii="Calibri" w:hAnsi="Calibri" w:eastAsia="Calibri"/>
+                <w:sz w:val="20"/>
+              </w:rPr>
+              <w:t>3</w:t>
+            </w:r>
+          </w:p>
+        </w:tc>
+        <w:tc>
+          <w:tcPr>
+            <w:tcW w:type="dxa" w:w="3120"/>
+            <w:tcMar>
+              <w:top w:w="80" w:type="dxa"/>
+              <w:start w:w="120" w:type="dxa"/>
+              <w:bottom w:w="80" w:type="dxa"/>
+              <w:end w:w="120" w:type="dxa"/>
+            </w:tcMar>
+            <w:vAlign w:val="center"/>
+          </w:tcPr>
+          <w:p>
+            <w:pPr>
+              <w:spacing w:after="0" w:line="264" w:lineRule="auto"/>
+            </w:pPr>
+            <w:r>
+              <w:rPr>
+                <w:rFonts w:ascii="Calibri" w:hAnsi="Calibri" w:eastAsia="Calibri"/>
+                <w:sz w:val="20"/>
+              </w:rPr>
+              <w:t>git checkout -b feature/watch-localization-settings</w:t>
+            </w:r>
+          </w:p>
+        </w:tc>
+        <w:tc>
+          <w:tcPr>
+            <w:tcW w:type="dxa" w:w="3120"/>
+            <w:tcMar>
+              <w:top w:w="80" w:type="dxa"/>
+              <w:start w:w="120" w:type="dxa"/>
+              <w:bottom w:w="80" w:type="dxa"/>
+              <w:end w:w="120" w:type="dxa"/>
+            </w:tcMar>
+            <w:vAlign w:val="center"/>
+          </w:tcPr>
+          <w:p>
+            <w:pPr>
+              <w:spacing w:after="0" w:line="264" w:lineRule="auto"/>
+            </w:pPr>
+            <w:r>
+              <w:rPr>
+                <w:rFonts w:ascii="Calibri" w:hAnsi="Calibri" w:eastAsia="Calibri"/>
+                <w:sz w:val="20"/>
+              </w:rPr>
+              <w:t>Create an isolated implementation branch for Watch stable localization.</w:t>
+            </w:r>
+          </w:p>
+        </w:tc>
+      </w:tr>
+      <w:tr>
+        <w:tc>
+          <w:tcPr>
+            <w:tcW w:type="dxa" w:w="3120"/>
+            <w:tcMar>
+              <w:top w:w="80" w:type="dxa"/>
+              <w:start w:w="120" w:type="dxa"/>
+              <w:bottom w:w="80" w:type="dxa"/>
+              <w:end w:w="120" w:type="dxa"/>
+            </w:tcMar>
+            <w:vAlign w:val="center"/>
+          </w:tcPr>
+          <w:p>
+            <w:pPr>
+              <w:spacing w:after="0" w:line="264" w:lineRule="auto"/>
+            </w:pPr>
+            <w:r>
+              <w:rPr>
+                <w:rFonts w:ascii="Calibri" w:hAnsi="Calibri" w:eastAsia="Calibri"/>
+                <w:sz w:val="20"/>
+              </w:rPr>
+              <w:t>4</w:t>
+            </w:r>
+          </w:p>
+        </w:tc>
+        <w:tc>
+          <w:tcPr>
+            <w:tcW w:type="dxa" w:w="3120"/>
+            <w:tcMar>
+              <w:top w:w="80" w:type="dxa"/>
+              <w:start w:w="120" w:type="dxa"/>
+              <w:bottom w:w="80" w:type="dxa"/>
+              <w:end w:w="120" w:type="dxa"/>
+            </w:tcMar>
+            <w:vAlign w:val="center"/>
+          </w:tcPr>
+          <w:p>
+            <w:pPr>
+              <w:spacing w:after="0" w:line="264" w:lineRule="auto"/>
+            </w:pPr>
+            <w:r>
+              <w:rPr>
+                <w:rFonts w:ascii="Calibri" w:hAnsi="Calibri" w:eastAsia="Calibri"/>
+                <w:sz w:val="20"/>
+              </w:rPr>
+              <w:t>rg -n "Text\(|Label\(|Button\(|navigationTitle|alert|confirmationDialog" Views App Services Models</w:t>
+            </w:r>
+          </w:p>
+        </w:tc>
+        <w:tc>
+          <w:tcPr>
+            <w:tcW w:type="dxa" w:w="3120"/>
+            <w:tcMar>
+              <w:top w:w="80" w:type="dxa"/>
+              <w:start w:w="120" w:type="dxa"/>
+              <w:bottom w:w="80" w:type="dxa"/>
+              <w:end w:w="120" w:type="dxa"/>
+            </w:tcMar>
+            <w:vAlign w:val="center"/>
+          </w:tcPr>
+          <w:p>
+            <w:pPr>
+              <w:spacing w:after="0" w:line="264" w:lineRule="auto"/>
+            </w:pPr>
+            <w:r>
+              <w:rPr>
+                <w:rFonts w:ascii="Calibri" w:hAnsi="Calibri" w:eastAsia="Calibri"/>
+                <w:sz w:val="20"/>
+              </w:rPr>
+              <w:t>Inventory visible strings and confirm no business-logic files need localization edits.</w:t>
+            </w:r>
+          </w:p>
+        </w:tc>
+      </w:tr>
+      <w:tr>
+        <w:tc>
+          <w:tcPr>
+            <w:tcW w:type="dxa" w:w="3120"/>
+            <w:tcMar>
+              <w:top w:w="80" w:type="dxa"/>
+              <w:start w:w="120" w:type="dxa"/>
+              <w:bottom w:w="80" w:type="dxa"/>
+              <w:end w:w="120" w:type="dxa"/>
+            </w:tcMar>
+            <w:vAlign w:val="center"/>
+          </w:tcPr>
+          <w:p>
+            <w:pPr>
+              <w:spacing w:after="0" w:line="264" w:lineRule="auto"/>
+            </w:pPr>
+            <w:r>
+              <w:rPr>
+                <w:rFonts w:ascii="Calibri" w:hAnsi="Calibri" w:eastAsia="Calibri"/>
+                <w:sz w:val="20"/>
+              </w:rPr>
+              <w:t>5</w:t>
+            </w:r>
+          </w:p>
+        </w:tc>
+        <w:tc>
+          <w:tcPr>
+            <w:tcW w:type="dxa" w:w="3120"/>
+            <w:tcMar>
+              <w:top w:w="80" w:type="dxa"/>
+              <w:start w:w="120" w:type="dxa"/>
+              <w:bottom w:w="80" w:type="dxa"/>
+              <w:end w:w="120" w:type="dxa"/>
+            </w:tcMar>
+            <w:vAlign w:val="center"/>
+          </w:tcPr>
+          <w:p>
+            <w:pPr>
+              <w:spacing w:after="0" w:line="264" w:lineRule="auto"/>
+            </w:pPr>
+            <w:r>
+              <w:rPr>
+                <w:rFonts w:ascii="Calibri" w:hAnsi="Calibri" w:eastAsia="Calibri"/>
+                <w:sz w:val="20"/>
+              </w:rPr>
+              <w:t>Add localization resources and Settings language selector in presentation/settings files only.</w:t>
+            </w:r>
+          </w:p>
+        </w:tc>
+        <w:tc>
+          <w:tcPr>
+            <w:tcW w:type="dxa" w:w="3120"/>
+            <w:tcMar>
+              <w:top w:w="80" w:type="dxa"/>
+              <w:start w:w="120" w:type="dxa"/>
+              <w:bottom w:w="80" w:type="dxa"/>
+              <w:end w:w="120" w:type="dxa"/>
+            </w:tcMar>
+            <w:vAlign w:val="center"/>
+          </w:tcPr>
+          <w:p>
+            <w:pPr>
+              <w:spacing w:after="0" w:line="264" w:lineRule="auto"/>
+            </w:pPr>
+            <w:r>
+              <w:rPr>
+                <w:rFonts w:ascii="Calibri" w:hAnsi="Calibri" w:eastAsia="Calibri"/>
+                <w:sz w:val="20"/>
+              </w:rPr>
+              <w:t>Implement the System Language default plus Italian/English manual override.</w:t>
+            </w:r>
+          </w:p>
+        </w:tc>
+      </w:tr>
+      <w:tr>
+        <w:tc>
+          <w:tcPr>
+            <w:tcW w:type="dxa" w:w="3120"/>
+            <w:tcMar>
+              <w:top w:w="80" w:type="dxa"/>
+              <w:start w:w="120" w:type="dxa"/>
+              <w:bottom w:w="80" w:type="dxa"/>
+              <w:end w:w="120" w:type="dxa"/>
+            </w:tcMar>
+            <w:vAlign w:val="center"/>
+          </w:tcPr>
+          <w:p>
+            <w:pPr>
+              <w:spacing w:after="0" w:line="264" w:lineRule="auto"/>
+            </w:pPr>
+            <w:r>
+              <w:rPr>
+                <w:rFonts w:ascii="Calibri" w:hAnsi="Calibri" w:eastAsia="Calibri"/>
+                <w:sz w:val="20"/>
+              </w:rPr>
+              <w:t>6</w:t>
+            </w:r>
+          </w:p>
+        </w:tc>
+        <w:tc>
+          <w:tcPr>
+            <w:tcW w:type="dxa" w:w="3120"/>
+            <w:tcMar>
+              <w:top w:w="80" w:type="dxa"/>
+              <w:start w:w="120" w:type="dxa"/>
+              <w:bottom w:w="80" w:type="dxa"/>
+              <w:end w:w="120" w:type="dxa"/>
+            </w:tcMar>
+            <w:vAlign w:val="center"/>
+          </w:tcPr>
+          <w:p>
+            <w:pPr>
+              <w:spacing w:after="0" w:line="264" w:lineRule="auto"/>
+            </w:pPr>
+            <w:r>
+              <w:rPr>
+                <w:rFonts w:ascii="Calibri" w:hAnsi="Calibri" w:eastAsia="Calibri"/>
+                <w:sz w:val="20"/>
+              </w:rPr>
+              <w:t>xcodegen generate</w:t>
+            </w:r>
+          </w:p>
+        </w:tc>
+        <w:tc>
+          <w:tcPr>
+            <w:tcW w:type="dxa" w:w="3120"/>
+            <w:tcMar>
+              <w:top w:w="80" w:type="dxa"/>
+              <w:start w:w="120" w:type="dxa"/>
+              <w:bottom w:w="80" w:type="dxa"/>
+              <w:end w:w="120" w:type="dxa"/>
+            </w:tcMar>
+            <w:vAlign w:val="center"/>
+          </w:tcPr>
+          <w:p>
+            <w:pPr>
+              <w:spacing w:after="0" w:line="264" w:lineRule="auto"/>
+            </w:pPr>
+            <w:r>
+              <w:rPr>
+                <w:rFonts w:ascii="Calibri" w:hAnsi="Calibri" w:eastAsia="Calibri"/>
+                <w:sz w:val="20"/>
+              </w:rPr>
+              <w:t>Regenerate the Xcode project after localization resource changes.</w:t>
+            </w:r>
+          </w:p>
+        </w:tc>
+      </w:tr>
+      <w:tr>
+        <w:tc>
+          <w:tcPr>
+            <w:tcW w:type="dxa" w:w="3120"/>
+            <w:tcMar>
+              <w:top w:w="80" w:type="dxa"/>
+              <w:start w:w="120" w:type="dxa"/>
+              <w:bottom w:w="80" w:type="dxa"/>
+              <w:end w:w="120" w:type="dxa"/>
+            </w:tcMar>
+            <w:vAlign w:val="center"/>
+          </w:tcPr>
+          <w:p>
+            <w:pPr>
+              <w:spacing w:after="0" w:line="264" w:lineRule="auto"/>
+            </w:pPr>
+            <w:r>
+              <w:rPr>
+                <w:rFonts w:ascii="Calibri" w:hAnsi="Calibri" w:eastAsia="Calibri"/>
+                <w:sz w:val="20"/>
+              </w:rPr>
+              <w:t>7</w:t>
+            </w:r>
+          </w:p>
+        </w:tc>
+        <w:tc>
+          <w:tcPr>
+            <w:tcW w:type="dxa" w:w="3120"/>
+            <w:tcMar>
+              <w:top w:w="80" w:type="dxa"/>
+              <w:start w:w="120" w:type="dxa"/>
+              <w:bottom w:w="80" w:type="dxa"/>
+              <w:end w:w="120" w:type="dxa"/>
+            </w:tcMar>
+            <w:vAlign w:val="center"/>
+          </w:tcPr>
+          <w:p>
+            <w:pPr>
+              <w:spacing w:after="0" w:line="264" w:lineRule="auto"/>
+            </w:pPr>
+            <w:r>
+              <w:rPr>
+                <w:rFonts w:ascii="Calibri" w:hAnsi="Calibri" w:eastAsia="Calibri"/>
+                <w:sz w:val="20"/>
+              </w:rPr>
+              <w:t>xcodebuild -scheme DIRDiving -destination "generic/platform=watchOS" build</w:t>
+            </w:r>
+          </w:p>
+        </w:tc>
+        <w:tc>
+          <w:tcPr>
+            <w:tcW w:type="dxa" w:w="3120"/>
+            <w:tcMar>
+              <w:top w:w="80" w:type="dxa"/>
+              <w:start w:w="120" w:type="dxa"/>
+              <w:bottom w:w="80" w:type="dxa"/>
+              <w:end w:w="120" w:type="dxa"/>
+            </w:tcMar>
+            <w:vAlign w:val="center"/>
+          </w:tcPr>
+          <w:p>
+            <w:pPr>
+              <w:spacing w:after="0" w:line="264" w:lineRule="auto"/>
+            </w:pPr>
+            <w:r>
+              <w:rPr>
+                <w:rFonts w:ascii="Calibri" w:hAnsi="Calibri" w:eastAsia="Calibri"/>
+                <w:sz w:val="20"/>
+              </w:rPr>
+              <w:t>Compile-check the Watch stable branch on macOS/Xcode.</w:t>
+            </w:r>
+          </w:p>
+        </w:tc>
+      </w:tr>
+      <w:tr>
+        <w:tc>
+          <w:tcPr>
+            <w:tcW w:type="dxa" w:w="3120"/>
+            <w:tcMar>
+              <w:top w:w="80" w:type="dxa"/>
+              <w:start w:w="120" w:type="dxa"/>
+              <w:bottom w:w="80" w:type="dxa"/>
+              <w:end w:w="120" w:type="dxa"/>
+            </w:tcMar>
+            <w:vAlign w:val="center"/>
+          </w:tcPr>
+          <w:p>
+            <w:pPr>
+              <w:spacing w:after="0" w:line="264" w:lineRule="auto"/>
+            </w:pPr>
+            <w:r>
+              <w:rPr>
+                <w:rFonts w:ascii="Calibri" w:hAnsi="Calibri" w:eastAsia="Calibri"/>
+                <w:sz w:val="20"/>
+              </w:rPr>
+              <w:t>8</w:t>
+            </w:r>
+          </w:p>
+        </w:tc>
+        <w:tc>
+          <w:tcPr>
+            <w:tcW w:type="dxa" w:w="3120"/>
+            <w:tcMar>
+              <w:top w:w="80" w:type="dxa"/>
+              <w:start w:w="120" w:type="dxa"/>
+              <w:bottom w:w="80" w:type="dxa"/>
+              <w:end w:w="120" w:type="dxa"/>
+            </w:tcMar>
+            <w:vAlign w:val="center"/>
+          </w:tcPr>
+          <w:p>
+            <w:pPr>
+              <w:spacing w:after="0" w:line="264" w:lineRule="auto"/>
+            </w:pPr>
+            <w:r>
+              <w:rPr>
+                <w:rFonts w:ascii="Calibri" w:hAnsi="Calibri" w:eastAsia="Calibri"/>
+                <w:sz w:val="20"/>
+              </w:rPr>
+              <w:t>Repeat the same isolated flow for codex/experimental-features.</w:t>
+            </w:r>
+          </w:p>
+        </w:tc>
+        <w:tc>
+          <w:tcPr>
+            <w:tcW w:type="dxa" w:w="3120"/>
+            <w:tcMar>
+              <w:top w:w="80" w:type="dxa"/>
+              <w:start w:w="120" w:type="dxa"/>
+              <w:bottom w:w="80" w:type="dxa"/>
+              <w:end w:w="120" w:type="dxa"/>
+            </w:tcMar>
+            <w:vAlign w:val="center"/>
+          </w:tcPr>
+          <w:p>
+            <w:pPr>
+              <w:spacing w:after="0" w:line="264" w:lineRule="auto"/>
+            </w:pPr>
+            <w:r>
+              <w:rPr>
+                <w:rFonts w:ascii="Calibri" w:hAnsi="Calibri" w:eastAsia="Calibri"/>
+                <w:sz w:val="20"/>
+              </w:rPr>
+              <w:t>Add translations for experimental Watch screens without changing experimental algorithms.</w:t>
+            </w:r>
+          </w:p>
+        </w:tc>
+      </w:tr>
+      <w:tr>
+        <w:tc>
+          <w:tcPr>
+            <w:tcW w:type="dxa" w:w="3120"/>
+            <w:tcMar>
+              <w:top w:w="80" w:type="dxa"/>
+              <w:start w:w="120" w:type="dxa"/>
+              <w:bottom w:w="80" w:type="dxa"/>
+              <w:end w:w="120" w:type="dxa"/>
+            </w:tcMar>
+            <w:vAlign w:val="center"/>
+          </w:tcPr>
+          <w:p>
+            <w:pPr>
+              <w:spacing w:after="0" w:line="264" w:lineRule="auto"/>
+            </w:pPr>
+            <w:r>
+              <w:rPr>
+                <w:rFonts w:ascii="Calibri" w:hAnsi="Calibri" w:eastAsia="Calibri"/>
+                <w:sz w:val="20"/>
+              </w:rPr>
+              <w:t>9</w:t>
+            </w:r>
+          </w:p>
+        </w:tc>
+        <w:tc>
+          <w:tcPr>
+            <w:tcW w:type="dxa" w:w="3120"/>
+            <w:tcMar>
+              <w:top w:w="80" w:type="dxa"/>
+              <w:start w:w="120" w:type="dxa"/>
+              <w:bottom w:w="80" w:type="dxa"/>
+              <w:end w:w="120" w:type="dxa"/>
+            </w:tcMar>
+            <w:vAlign w:val="center"/>
+          </w:tcPr>
+          <w:p>
+            <w:pPr>
+              <w:spacing w:after="0" w:line="264" w:lineRule="auto"/>
+            </w:pPr>
+            <w:r>
+              <w:rPr>
+                <w:rFonts w:ascii="Calibri" w:hAnsi="Calibri" w:eastAsia="Calibri"/>
+                <w:sz w:val="20"/>
+              </w:rPr>
+              <w:t>Repeat the same isolated flow for main-iOS.</w:t>
+            </w:r>
+          </w:p>
+        </w:tc>
+        <w:tc>
+          <w:tcPr>
+            <w:tcW w:type="dxa" w:w="3120"/>
+            <w:tcMar>
+              <w:top w:w="80" w:type="dxa"/>
+              <w:start w:w="120" w:type="dxa"/>
+              <w:bottom w:w="80" w:type="dxa"/>
+              <w:end w:w="120" w:type="dxa"/>
+            </w:tcMar>
+            <w:vAlign w:val="center"/>
+          </w:tcPr>
+          <w:p>
+            <w:pPr>
+              <w:spacing w:after="0" w:line="264" w:lineRule="auto"/>
+            </w:pPr>
+            <w:r>
+              <w:rPr>
+                <w:rFonts w:ascii="Calibri" w:hAnsi="Calibri" w:eastAsia="Calibri"/>
+                <w:sz w:val="20"/>
+              </w:rPr>
+              <w:t>Add stable iOS Companion localization and Settings selector.</w:t>
+            </w:r>
+          </w:p>
+        </w:tc>
+      </w:tr>
+      <w:tr>
+        <w:tc>
+          <w:tcPr>
+            <w:tcW w:type="dxa" w:w="3120"/>
+            <w:tcMar>
+              <w:top w:w="80" w:type="dxa"/>
+              <w:start w:w="120" w:type="dxa"/>
+              <w:bottom w:w="80" w:type="dxa"/>
+              <w:end w:w="120" w:type="dxa"/>
+            </w:tcMar>
+            <w:vAlign w:val="center"/>
+          </w:tcPr>
+          <w:p>
+            <w:pPr>
+              <w:spacing w:after="0" w:line="264" w:lineRule="auto"/>
+            </w:pPr>
+            <w:r>
+              <w:rPr>
+                <w:rFonts w:ascii="Calibri" w:hAnsi="Calibri" w:eastAsia="Calibri"/>
+                <w:sz w:val="20"/>
+              </w:rPr>
+              <w:t>10</w:t>
+            </w:r>
+          </w:p>
+        </w:tc>
+        <w:tc>
+          <w:tcPr>
+            <w:tcW w:type="dxa" w:w="3120"/>
+            <w:tcMar>
+              <w:top w:w="80" w:type="dxa"/>
+              <w:start w:w="120" w:type="dxa"/>
+              <w:bottom w:w="80" w:type="dxa"/>
+              <w:end w:w="120" w:type="dxa"/>
+            </w:tcMar>
+            <w:vAlign w:val="center"/>
+          </w:tcPr>
+          <w:p>
+            <w:pPr>
+              <w:spacing w:after="0" w:line="264" w:lineRule="auto"/>
+            </w:pPr>
+            <w:r>
+              <w:rPr>
+                <w:rFonts w:ascii="Calibri" w:hAnsi="Calibri" w:eastAsia="Calibri"/>
+                <w:sz w:val="20"/>
+              </w:rPr>
+              <w:t>Repeat the same isolated flow for codex/ios-experimental-features.</w:t>
+            </w:r>
+          </w:p>
+        </w:tc>
+        <w:tc>
+          <w:tcPr>
+            <w:tcW w:type="dxa" w:w="3120"/>
+            <w:tcMar>
+              <w:top w:w="80" w:type="dxa"/>
+              <w:start w:w="120" w:type="dxa"/>
+              <w:bottom w:w="80" w:type="dxa"/>
+              <w:end w:w="120" w:type="dxa"/>
+            </w:tcMar>
+            <w:vAlign w:val="center"/>
+          </w:tcPr>
+          <w:p>
+            <w:pPr>
+              <w:spacing w:after="0" w:line="264" w:lineRule="auto"/>
+            </w:pPr>
+            <w:r>
+              <w:rPr>
+                <w:rFonts w:ascii="Calibri" w:hAnsi="Calibri" w:eastAsia="Calibri"/>
+                <w:sz w:val="20"/>
+              </w:rPr>
+              <w:t>Add iOS experimental translations without contaminating stable iOS.</w:t>
+            </w:r>
+          </w:p>
+        </w:tc>
+      </w:tr>
+      <w:tr>
+        <w:tc>
+          <w:tcPr>
+            <w:tcW w:type="dxa" w:w="3120"/>
+            <w:tcMar>
+              <w:top w:w="80" w:type="dxa"/>
+              <w:start w:w="120" w:type="dxa"/>
+              <w:bottom w:w="80" w:type="dxa"/>
+              <w:end w:w="120" w:type="dxa"/>
+            </w:tcMar>
+            <w:vAlign w:val="center"/>
+          </w:tcPr>
+          <w:p>
+            <w:pPr>
+              <w:spacing w:after="0" w:line="264" w:lineRule="auto"/>
+            </w:pPr>
+            <w:r>
+              <w:rPr>
+                <w:rFonts w:ascii="Calibri" w:hAnsi="Calibri" w:eastAsia="Calibri"/>
+                <w:sz w:val="20"/>
+              </w:rPr>
+              <w:t>11</w:t>
+            </w:r>
+          </w:p>
+        </w:tc>
+        <w:tc>
+          <w:tcPr>
+            <w:tcW w:type="dxa" w:w="3120"/>
+            <w:tcMar>
+              <w:top w:w="80" w:type="dxa"/>
+              <w:start w:w="120" w:type="dxa"/>
+              <w:bottom w:w="80" w:type="dxa"/>
+              <w:end w:w="120" w:type="dxa"/>
+            </w:tcMar>
+            <w:vAlign w:val="center"/>
+          </w:tcPr>
+          <w:p>
+            <w:pPr>
+              <w:spacing w:after="0" w:line="264" w:lineRule="auto"/>
+            </w:pPr>
+            <w:r>
+              <w:rPr>
+                <w:rFonts w:ascii="Calibri" w:hAnsi="Calibri" w:eastAsia="Calibri"/>
+                <w:sz w:val="20"/>
+              </w:rPr>
+              <w:t>Run screenshot/layout QA in Italian, English, and pseudo-localized text.</w:t>
+            </w:r>
+          </w:p>
+        </w:tc>
+        <w:tc>
+          <w:tcPr>
+            <w:tcW w:type="dxa" w:w="3120"/>
+            <w:tcMar>
+              <w:top w:w="80" w:type="dxa"/>
+              <w:start w:w="120" w:type="dxa"/>
+              <w:bottom w:w="80" w:type="dxa"/>
+              <w:end w:w="120" w:type="dxa"/>
+            </w:tcMar>
+            <w:vAlign w:val="center"/>
+          </w:tcPr>
+          <w:p>
+            <w:pPr>
+              <w:spacing w:after="0" w:line="264" w:lineRule="auto"/>
+            </w:pPr>
+            <w:r>
+              <w:rPr>
+                <w:rFonts w:ascii="Calibri" w:hAnsi="Calibri" w:eastAsia="Calibri"/>
+                <w:sz w:val="20"/>
+              </w:rPr>
+              <w:t>Verify premium UI readability and no clipping, especially on Watch.</w:t>
+            </w:r>
+          </w:p>
+        </w:tc>
+      </w:tr>
+      <w:tr>
+        <w:tc>
+          <w:tcPr>
+            <w:tcW w:type="dxa" w:w="3120"/>
+            <w:tcMar>
+              <w:top w:w="80" w:type="dxa"/>
+              <w:start w:w="120" w:type="dxa"/>
+              <w:bottom w:w="80" w:type="dxa"/>
+              <w:end w:w="120" w:type="dxa"/>
+            </w:tcMar>
+            <w:vAlign w:val="center"/>
+          </w:tcPr>
+          <w:p>
+            <w:pPr>
+              <w:spacing w:after="0" w:line="264" w:lineRule="auto"/>
+            </w:pPr>
+            <w:r>
+              <w:rPr>
+                <w:rFonts w:ascii="Calibri" w:hAnsi="Calibri" w:eastAsia="Calibri"/>
+                <w:sz w:val="20"/>
+              </w:rPr>
+              <w:t>12</w:t>
+            </w:r>
+          </w:p>
+        </w:tc>
+        <w:tc>
+          <w:tcPr>
+            <w:tcW w:type="dxa" w:w="3120"/>
+            <w:tcMar>
+              <w:top w:w="80" w:type="dxa"/>
+              <w:start w:w="120" w:type="dxa"/>
+              <w:bottom w:w="80" w:type="dxa"/>
+              <w:end w:w="120" w:type="dxa"/>
+            </w:tcMar>
+            <w:vAlign w:val="center"/>
+          </w:tcPr>
+          <w:p>
+            <w:pPr>
+              <w:spacing w:after="0" w:line="264" w:lineRule="auto"/>
+            </w:pPr>
+            <w:r>
+              <w:rPr>
+                <w:rFonts w:ascii="Calibri" w:hAnsi="Calibri" w:eastAsia="Calibri"/>
+                <w:sz w:val="20"/>
+              </w:rPr>
+              <w:t>Commit each branch separately with localization-specific messages.</w:t>
+            </w:r>
+          </w:p>
+        </w:tc>
+        <w:tc>
+          <w:tcPr>
+            <w:tcW w:type="dxa" w:w="3120"/>
+            <w:tcMar>
+              <w:top w:w="80" w:type="dxa"/>
+              <w:start w:w="120" w:type="dxa"/>
+              <w:bottom w:w="80" w:type="dxa"/>
+              <w:end w:w="120" w:type="dxa"/>
+            </w:tcMar>
+            <w:vAlign w:val="center"/>
+          </w:tcPr>
+          <w:p>
+            <w:pPr>
+              <w:spacing w:after="0" w:line="264" w:lineRule="auto"/>
+            </w:pPr>
+            <w:r>
+              <w:rPr>
+                <w:rFonts w:ascii="Calibri" w:hAnsi="Calibri" w:eastAsia="Calibri"/>
+                <w:sz w:val="20"/>
+              </w:rPr>
+              <w:t>Keep stable and experimental history reviewable.</w:t>
+            </w:r>
+          </w:p>
+        </w:tc>
+      </w:tr>
+    </w:tbl>
+    <w:p/>
+    <w:tbl>
+      <w:tblPr>
+        <w:tblStyle w:val="TableGrid"/>
+        <w:tblW w:type="dxa" w:w="9360"/>
+        <w:tblLayout w:type="fixed"/>
+        <w:tblLook w:firstColumn="1" w:firstRow="1" w:lastColumn="0" w:lastRow="0" w:noHBand="0" w:noVBand="1" w:val="04A0"/>
+      </w:tblPr>
+      <w:tblGrid>
+        <w:gridCol w:w="9360"/>
+      </w:tblGrid>
+      <w:tr>
+        <w:tc>
+          <w:tcPr>
+            <w:tcW w:type="dxa" w:w="9360"/>
+            <w:shd w:fill="EAF7FB"/>
+            <w:tcMar>
+              <w:top w:w="120" w:type="dxa"/>
+              <w:start w:w="160" w:type="dxa"/>
+              <w:bottom w:w="120" w:type="dxa"/>
+              <w:end w:w="160" w:type="dxa"/>
+            </w:tcMar>
+          </w:tcPr>
+          <w:p>
+            <w:r>
+              <w:rPr>
+                <w:rFonts w:ascii="Calibri" w:hAnsi="Calibri" w:eastAsia="Calibri"/>
+                <w:b/>
+                <w:color w:val="0B1F30"/>
+              </w:rPr>
+              <w:t xml:space="preserve">RECOMMENDED EXECUTOR: </w:t>
+            </w:r>
+            <w:r>
+              <w:rPr>
+                <w:rFonts w:ascii="Calibri" w:hAnsi="Calibri" w:eastAsia="Calibri"/>
+              </w:rPr>
+              <w:t>Codex should implement this because it already holds the branch separation, premium UI constraints, and previous safety requirements in context. Cursor can also execute the checklist if given this document and strict instructions not to change managers, stores, models, calculations, GPS, compass, BLE, sync, or persistence beyond the minimal language preference setting.</w:t>
+            </w:r>
+          </w:p>
+        </w:tc>
+      </w:tr>
+    </w:tbl>
+    <w:p/>
     <w:sectPr>
       <w:footerReference w:type="default" r:id="rId9"/>
       <w:pgSz w:w="12240" w:h="15840"/>
